--- a/Project_Report_Saad_Abdullah.docx
+++ b/Project_Report_Saad_Abdullah.docx
@@ -139,21 +139,14 @@
         </w:rPr>
         <w:t xml:space="preserve"> link to file uploads: </w:t>
       </w:r>
-    </w:p>
-    <w:p>
-      <w:pPr>
-        <w:spacing w:after="100"/>
-        <w:jc w:val="center"/>
-        <w:rPr>
-          <w:color w:val="444444"/>
-        </w:rPr>
-      </w:pPr>
-      <w:r>
-        <w:rPr>
-          <w:color w:val="444444"/>
-        </w:rPr>
-        <w:t>https://github.com/msabm/Big-_Data_and_Data_Mining_Assignment/upload/main</w:t>
-      </w:r>
+      <w:hyperlink r:id="rId8" w:history="1">
+        <w:r>
+          <w:rPr>
+            <w:rStyle w:val="Hyperlink"/>
+          </w:rPr>
+          <w:t>Big Data and Data Mining Project</w:t>
+        </w:r>
+      </w:hyperlink>
     </w:p>
     <w:p>
       <w:pPr>
@@ -2046,15 +2039,7 @@
       </w:r>
       <w:proofErr w:type="spellEnd"/>
       <w:r>
-        <w:t xml:space="preserve"> — covering records from 2017 to 2019. In total, 370,153 accident records, 484,748 casualty records, and 681,716 vehicle records were loaded for analysis across all three years. The primary analysis focuses on the 122,635 accidents, 160,597 casualty records, and 226,409 vehicle records recorded in 2018. The objective is to identify temporal and spatial accident patterns, mine association rules, apply geographic clustering, and forecast future accident counts </w:t>
-      </w:r>
-      <w:proofErr w:type="gramStart"/>
-      <w:r>
-        <w:t>in order to</w:t>
-      </w:r>
-      <w:proofErr w:type="gramEnd"/>
-      <w:r>
-        <w:t xml:space="preserve"> produce evidence-based road safety policy recommendations for the </w:t>
+        <w:t xml:space="preserve"> — covering records from 2017 to 2019. In total, 370,153 accident records, 484,748 casualty records, and 681,716 vehicle records were loaded for analysis across all three years. The primary analysis focuses on the 122,635 accidents, 160,597 casualty records, and 226,409 vehicle records recorded in 2018. The objective is to identify temporal and spatial accident patterns, mine association rules, apply geographic clustering, and forecast future accident counts in order to produce evidence-based road safety policy recommendations for the </w:t>
       </w:r>
       <w:proofErr w:type="spellStart"/>
       <w:r>
@@ -2238,7 +2223,7 @@
           <w:noProof/>
         </w:rPr>
         <w:drawing>
-          <wp:inline distT="0" distB="0" distL="0" distR="0" wp14:anchorId="611CD6E1" wp14:editId="7604DAF7">
+          <wp:inline distT="0" distB="0" distL="0" distR="0" wp14:anchorId="611CD6E1" wp14:editId="09355575">
             <wp:extent cx="5731510" cy="2000885"/>
             <wp:effectExtent l="0" t="0" r="2540" b="0"/>
             <wp:docPr id="104825387" name="Picture 2"/>
@@ -2255,7 +2240,7 @@
                     </pic:cNvPicPr>
                   </pic:nvPicPr>
                   <pic:blipFill>
-                    <a:blip r:embed="rId8" cstate="print">
+                    <a:blip r:embed="rId9" cstate="print">
                       <a:extLst>
                         <a:ext uri="{28A0092B-C50C-407E-A947-70E740481C1C}">
                           <a14:useLocalDpi xmlns:a14="http://schemas.microsoft.com/office/drawing/2010/main" val="0"/>
@@ -2326,7 +2311,7 @@
         </w:rPr>
         <w:lastRenderedPageBreak/>
         <w:drawing>
-          <wp:inline distT="0" distB="0" distL="0" distR="0" wp14:anchorId="4A4D60A7" wp14:editId="4854BDDE">
+          <wp:inline distT="0" distB="0" distL="0" distR="0" wp14:anchorId="4A4D60A7" wp14:editId="7238D44C">
             <wp:extent cx="5731510" cy="1906270"/>
             <wp:effectExtent l="0" t="0" r="2540" b="0"/>
             <wp:docPr id="1061502605" name="Picture 5"/>
@@ -2343,7 +2328,7 @@
                     </pic:cNvPicPr>
                   </pic:nvPicPr>
                   <pic:blipFill>
-                    <a:blip r:embed="rId9" cstate="print">
+                    <a:blip r:embed="rId10" cstate="print">
                       <a:extLst>
                         <a:ext uri="{28A0092B-C50C-407E-A947-70E740481C1C}">
                           <a14:useLocalDpi xmlns:a14="http://schemas.microsoft.com/office/drawing/2010/main" val="0"/>
@@ -2942,7 +2927,7 @@
                     </pic:cNvPicPr>
                   </pic:nvPicPr>
                   <pic:blipFill>
-                    <a:blip r:embed="rId10" cstate="print">
+                    <a:blip r:embed="rId11" cstate="print">
                       <a:extLst>
                         <a:ext uri="{28A0092B-C50C-407E-A947-70E740481C1C}">
                           <a14:useLocalDpi xmlns:a14="http://schemas.microsoft.com/office/drawing/2010/main" val="0"/>
@@ -3695,15 +3680,7 @@
         <w:t>time</w:t>
       </w:r>
       <w:r>
-        <w:t xml:space="preserve">. The systematic divergence between pedestrian and general accident timing is a key policy </w:t>
-      </w:r>
-      <w:proofErr w:type="gramStart"/>
-      <w:r>
-        <w:t>finding:</w:t>
-      </w:r>
-      <w:proofErr w:type="gramEnd"/>
-      <w:r>
-        <w:t xml:space="preserve"> interventions targeted at commuter traffic peaks would miss the window of highest pedestrian vulnerability.</w:t>
+        <w:t>. The systematic divergence between pedestrian and general accident timing is a key policy finding: interventions targeted at commuter traffic peaks would miss the window of highest pedestrian vulnerability.</w:t>
       </w:r>
     </w:p>
     <w:p>
@@ -3732,7 +3709,7 @@
                     </pic:cNvPicPr>
                   </pic:nvPicPr>
                   <pic:blipFill>
-                    <a:blip r:embed="rId11" cstate="print">
+                    <a:blip r:embed="rId12" cstate="print">
                       <a:extLst>
                         <a:ext uri="{28A0092B-C50C-407E-A947-70E740481C1C}">
                           <a14:useLocalDpi xmlns:a14="http://schemas.microsoft.com/office/drawing/2010/main" val="0"/>
@@ -3844,15 +3821,7 @@
       </w:r>
       <w:proofErr w:type="spellEnd"/>
       <w:r>
-        <w:t xml:space="preserve"> algorithm was applied to 118,608 records after filtering out Unknown-labelled entries. A minimum support threshold of 0.05 was selected to ensure rules are statistically representative across the dataset whilst excluding low-frequency combinations. Seven features were included in each transaction: severity, lighting, weather, road surface, speed limit, urban/rural area, and </w:t>
-      </w:r>
-      <w:proofErr w:type="gramStart"/>
-      <w:r>
-        <w:t>time period</w:t>
-      </w:r>
-      <w:proofErr w:type="gramEnd"/>
-      <w:r>
-        <w:t xml:space="preserve">. A total of 489 frequent </w:t>
+        <w:t xml:space="preserve"> algorithm was applied to 118,608 records after filtering out Unknown-labelled entries. A minimum support threshold of 0.05 was selected to ensure rules are statistically representative across the dataset whilst excluding low-frequency combinations. Seven features were included in each transaction: severity, lighting, weather, road surface, speed limit, urban/rural area, and time period. A total of 489 frequent </w:t>
       </w:r>
       <w:proofErr w:type="spellStart"/>
       <w:r>
@@ -3934,7 +3903,7 @@
                     </pic:cNvPicPr>
                   </pic:nvPicPr>
                   <pic:blipFill>
-                    <a:blip r:embed="rId12">
+                    <a:blip r:embed="rId13">
                       <a:extLst>
                         <a:ext uri="{28A0092B-C50C-407E-A947-70E740481C1C}">
                           <a14:useLocalDpi xmlns:a14="http://schemas.microsoft.com/office/drawing/2010/main" val="0"/>
@@ -4093,7 +4062,7 @@
                     </pic:cNvPicPr>
                   </pic:nvPicPr>
                   <pic:blipFill>
-                    <a:blip r:embed="rId13" cstate="print">
+                    <a:blip r:embed="rId14" cstate="print">
                       <a:extLst>
                         <a:ext uri="{28A0092B-C50C-407E-A947-70E740481C1C}">
                           <a14:useLocalDpi xmlns:a14="http://schemas.microsoft.com/office/drawing/2010/main" val="0"/>
@@ -4198,7 +4167,7 @@
                     </pic:cNvPicPr>
                   </pic:nvPicPr>
                   <pic:blipFill>
-                    <a:blip r:embed="rId14">
+                    <a:blip r:embed="rId15">
                       <a:extLst>
                         <a:ext uri="{28A0092B-C50C-407E-A947-70E740481C1C}">
                           <a14:useLocalDpi xmlns:a14="http://schemas.microsoft.com/office/drawing/2010/main" val="0"/>
@@ -4305,7 +4274,7 @@
           <w:noProof/>
         </w:rPr>
         <w:drawing>
-          <wp:inline distT="0" distB="0" distL="0" distR="0" wp14:anchorId="00043AC6" wp14:editId="7DEEAC4B">
+          <wp:inline distT="0" distB="0" distL="0" distR="0" wp14:anchorId="00043AC6" wp14:editId="19BC91FA">
             <wp:extent cx="5731510" cy="1855470"/>
             <wp:effectExtent l="0" t="0" r="2540" b="0"/>
             <wp:docPr id="428572770" name="Picture 24"/>
@@ -4322,7 +4291,7 @@
                     </pic:cNvPicPr>
                   </pic:nvPicPr>
                   <pic:blipFill>
-                    <a:blip r:embed="rId15" cstate="print">
+                    <a:blip r:embed="rId16" cstate="print">
                       <a:extLst>
                         <a:ext uri="{28A0092B-C50C-407E-A947-70E740481C1C}">
                           <a14:useLocalDpi xmlns:a14="http://schemas.microsoft.com/office/drawing/2010/main" val="0"/>
@@ -4381,7 +4350,7 @@
                     </pic:cNvPicPr>
                   </pic:nvPicPr>
                   <pic:blipFill>
-                    <a:blip r:embed="rId16">
+                    <a:blip r:embed="rId17">
                       <a:extLst>
                         <a:ext uri="{28A0092B-C50C-407E-A947-70E740481C1C}">
                           <a14:useLocalDpi xmlns:a14="http://schemas.microsoft.com/office/drawing/2010/main" val="0"/>
@@ -4524,7 +4493,7 @@
         </w:rPr>
         <w:lastRenderedPageBreak/>
         <w:drawing>
-          <wp:anchor distT="0" distB="0" distL="114300" distR="114300" simplePos="0" relativeHeight="251662336" behindDoc="0" locked="0" layoutInCell="1" allowOverlap="1" wp14:anchorId="6E698FE2" wp14:editId="102887CE">
+          <wp:anchor distT="0" distB="0" distL="114300" distR="114300" simplePos="0" relativeHeight="251662336" behindDoc="0" locked="0" layoutInCell="1" allowOverlap="1" wp14:anchorId="6E698FE2" wp14:editId="465082F4">
             <wp:simplePos x="0" y="0"/>
             <wp:positionH relativeFrom="column">
               <wp:posOffset>482899</wp:posOffset>
@@ -4549,7 +4518,7 @@
                     </pic:cNvPicPr>
                   </pic:nvPicPr>
                   <pic:blipFill>
-                    <a:blip r:embed="rId17" cstate="print">
+                    <a:blip r:embed="rId18" cstate="print">
                       <a:extLst>
                         <a:ext uri="{28A0092B-C50C-407E-A947-70E740481C1C}">
                           <a14:useLocalDpi xmlns:a14="http://schemas.microsoft.com/office/drawing/2010/main" val="0"/>
@@ -4671,7 +4640,7 @@
                     </pic:cNvPicPr>
                   </pic:nvPicPr>
                   <pic:blipFill>
-                    <a:blip r:embed="rId18" cstate="print">
+                    <a:blip r:embed="rId19" cstate="print">
                       <a:extLst>
                         <a:ext uri="{28A0092B-C50C-407E-A947-70E740481C1C}">
                           <a14:useLocalDpi xmlns:a14="http://schemas.microsoft.com/office/drawing/2010/main" val="0"/>
@@ -4757,7 +4726,7 @@
         </w:rPr>
         <w:lastRenderedPageBreak/>
         <w:drawing>
-          <wp:inline distT="0" distB="0" distL="0" distR="0" wp14:anchorId="6C323FAE" wp14:editId="6E56B9F3">
+          <wp:inline distT="0" distB="0" distL="0" distR="0" wp14:anchorId="6C323FAE" wp14:editId="65A000ED">
             <wp:extent cx="5263677" cy="4500310"/>
             <wp:effectExtent l="0" t="0" r="0" b="0"/>
             <wp:docPr id="1883002586" name="Picture 15"/>
@@ -4774,7 +4743,7 @@
                     </pic:cNvPicPr>
                   </pic:nvPicPr>
                   <pic:blipFill>
-                    <a:blip r:embed="rId19" cstate="print">
+                    <a:blip r:embed="rId20" cstate="print">
                       <a:extLst>
                         <a:ext uri="{28A0092B-C50C-407E-A947-70E740481C1C}">
                           <a14:useLocalDpi xmlns:a14="http://schemas.microsoft.com/office/drawing/2010/main" val="0"/>
@@ -5813,7 +5782,7 @@
         </w:rPr>
         <w:lastRenderedPageBreak/>
         <w:drawing>
-          <wp:inline distT="0" distB="0" distL="0" distR="0" wp14:anchorId="5A47A2CA" wp14:editId="6DBFB384">
+          <wp:inline distT="0" distB="0" distL="0" distR="0" wp14:anchorId="5A47A2CA" wp14:editId="37B2E8F6">
             <wp:extent cx="5731510" cy="1856105"/>
             <wp:effectExtent l="0" t="0" r="2540" b="0"/>
             <wp:docPr id="525391335" name="Picture 16"/>
@@ -5830,7 +5799,7 @@
                     </pic:cNvPicPr>
                   </pic:nvPicPr>
                   <pic:blipFill>
-                    <a:blip r:embed="rId20" cstate="print">
+                    <a:blip r:embed="rId21" cstate="print">
                       <a:extLst>
                         <a:ext uri="{28A0092B-C50C-407E-A947-70E740481C1C}">
                           <a14:useLocalDpi xmlns:a14="http://schemas.microsoft.com/office/drawing/2010/main" val="0"/>
@@ -5915,7 +5884,7 @@
           <w:noProof/>
         </w:rPr>
         <w:drawing>
-          <wp:inline distT="0" distB="0" distL="0" distR="0" wp14:anchorId="3D7E7CE4" wp14:editId="6081C717">
+          <wp:inline distT="0" distB="0" distL="0" distR="0" wp14:anchorId="3D7E7CE4" wp14:editId="3ED976E4">
             <wp:extent cx="5731510" cy="2000885"/>
             <wp:effectExtent l="0" t="0" r="2540" b="0"/>
             <wp:docPr id="1634045236" name="Picture 17"/>
@@ -5932,7 +5901,7 @@
                     </pic:cNvPicPr>
                   </pic:nvPicPr>
                   <pic:blipFill>
-                    <a:blip r:embed="rId21" cstate="print">
+                    <a:blip r:embed="rId22" cstate="print">
                       <a:extLst>
                         <a:ext uri="{28A0092B-C50C-407E-A947-70E740481C1C}">
                           <a14:useLocalDpi xmlns:a14="http://schemas.microsoft.com/office/drawing/2010/main" val="0"/>
@@ -6004,29 +5973,7 @@
           <w:sz w:val="18"/>
           <w:szCs w:val="18"/>
         </w:rPr>
-        <w:t xml:space="preserve">: </w:t>
-      </w:r>
-      <w:proofErr w:type="gramStart"/>
-      <w:r>
-        <w:rPr>
-          <w:i/>
-          <w:iCs/>
-          <w:color w:val="555555"/>
-          <w:sz w:val="18"/>
-          <w:szCs w:val="18"/>
-        </w:rPr>
-        <w:t>ARIMA(</w:t>
-      </w:r>
-      <w:proofErr w:type="gramEnd"/>
-      <w:r>
-        <w:rPr>
-          <w:i/>
-          <w:iCs/>
-          <w:color w:val="555555"/>
-          <w:sz w:val="18"/>
-          <w:szCs w:val="18"/>
-        </w:rPr>
-        <w:t>2,1,2) forecast for July 2018 vs actual daily counts</w:t>
+        <w:t>: ARIMA(2,1,2) forecast for July 2018 vs actual daily counts</w:t>
       </w:r>
       <w:r>
         <w:rPr>
@@ -6503,7 +6450,7 @@
                     </pic:cNvPicPr>
                   </pic:nvPicPr>
                   <pic:blipFill>
-                    <a:blip r:embed="rId22" cstate="print">
+                    <a:blip r:embed="rId23" cstate="print">
                       <a:extLst>
                         <a:ext uri="{28A0092B-C50C-407E-A947-70E740481C1C}">
                           <a14:useLocalDpi xmlns:a14="http://schemas.microsoft.com/office/drawing/2010/main" val="0"/>
@@ -6555,15 +6502,7 @@
       </w:r>
       <w:proofErr w:type="spellEnd"/>
       <w:r>
-        <w:t xml:space="preserve"> and Albert (1999). A small number of high-degree nodes likely the ego users themselves dominate connectivity, whilst </w:t>
-      </w:r>
-      <w:proofErr w:type="gramStart"/>
-      <w:r>
-        <w:t>the majority of</w:t>
-      </w:r>
-      <w:proofErr w:type="gramEnd"/>
-      <w:r>
-        <w:t xml:space="preserve"> nodes maintain moderate degrees.</w:t>
+        <w:t xml:space="preserve"> and Albert (1999). A small number of high-degree nodes likely the ego users themselves dominate connectivity, whilst the majority of nodes maintain moderate degrees.</w:t>
       </w:r>
     </w:p>
     <w:p>
@@ -6616,7 +6555,7 @@
                     </pic:cNvPicPr>
                   </pic:nvPicPr>
                   <pic:blipFill>
-                    <a:blip r:embed="rId23" cstate="print">
+                    <a:blip r:embed="rId24" cstate="print">
                       <a:extLst>
                         <a:ext uri="{28A0092B-C50C-407E-A947-70E740481C1C}">
                           <a14:useLocalDpi xmlns:a14="http://schemas.microsoft.com/office/drawing/2010/main" val="0"/>
@@ -7432,7 +7371,7 @@
         </w:rPr>
         <w:lastRenderedPageBreak/>
         <w:drawing>
-          <wp:inline distT="0" distB="0" distL="0" distR="0" wp14:anchorId="00F0C55E" wp14:editId="13C0A4DF">
+          <wp:inline distT="0" distB="0" distL="0" distR="0" wp14:anchorId="00F0C55E" wp14:editId="28722A9C">
             <wp:extent cx="5731510" cy="1716405"/>
             <wp:effectExtent l="0" t="0" r="7620" b="8890"/>
             <wp:docPr id="219624691" name="Picture 20"/>
@@ -7449,7 +7388,7 @@
                     </pic:cNvPicPr>
                   </pic:nvPicPr>
                   <pic:blipFill>
-                    <a:blip r:embed="rId24" cstate="print">
+                    <a:blip r:embed="rId25" cstate="print">
                       <a:extLst>
                         <a:ext uri="{28A0092B-C50C-407E-A947-70E740481C1C}">
                           <a14:useLocalDpi xmlns:a14="http://schemas.microsoft.com/office/drawing/2010/main" val="0"/>
@@ -7596,7 +7535,7 @@
           <w:noProof/>
         </w:rPr>
         <w:drawing>
-          <wp:inline distT="0" distB="0" distL="0" distR="0" wp14:anchorId="1808D234" wp14:editId="2F66BF2B">
+          <wp:inline distT="0" distB="0" distL="0" distR="0" wp14:anchorId="1808D234" wp14:editId="50675D46">
             <wp:extent cx="5731510" cy="2159000"/>
             <wp:effectExtent l="0" t="0" r="5080" b="0"/>
             <wp:docPr id="1272267333" name="Picture 21"/>
@@ -7613,7 +7552,7 @@
                     </pic:cNvPicPr>
                   </pic:nvPicPr>
                   <pic:blipFill>
-                    <a:blip r:embed="rId25" cstate="print">
+                    <a:blip r:embed="rId26" cstate="print">
                       <a:extLst>
                         <a:ext uri="{28A0092B-C50C-407E-A947-70E740481C1C}">
                           <a14:useLocalDpi xmlns:a14="http://schemas.microsoft.com/office/drawing/2010/main" val="0"/>
@@ -7732,7 +7671,7 @@
                     </pic:cNvPicPr>
                   </pic:nvPicPr>
                   <pic:blipFill>
-                    <a:blip r:embed="rId26" cstate="print">
+                    <a:blip r:embed="rId27" cstate="print">
                       <a:extLst>
                         <a:ext uri="{28A0092B-C50C-407E-A947-70E740481C1C}">
                           <a14:useLocalDpi xmlns:a14="http://schemas.microsoft.com/office/drawing/2010/main" val="0"/>
@@ -7807,7 +7746,7 @@
                     </pic:cNvPicPr>
                   </pic:nvPicPr>
                   <pic:blipFill>
-                    <a:blip r:embed="rId27" cstate="print">
+                    <a:blip r:embed="rId28" cstate="print">
                       <a:extLst>
                         <a:ext uri="{28A0092B-C50C-407E-A947-70E740481C1C}">
                           <a14:useLocalDpi xmlns:a14="http://schemas.microsoft.com/office/drawing/2010/main" val="0"/>
@@ -8504,21 +8443,12 @@
                 <w:szCs w:val="16"/>
               </w:rPr>
             </w:pPr>
-            <w:proofErr w:type="gramStart"/>
-            <w:r>
-              <w:rPr>
-                <w:sz w:val="16"/>
-                <w:szCs w:val="16"/>
-              </w:rPr>
-              <w:t>Top-500</w:t>
-            </w:r>
-            <w:proofErr w:type="gramEnd"/>
-            <w:r>
-              <w:rPr>
-                <w:sz w:val="16"/>
-                <w:szCs w:val="16"/>
-              </w:rPr>
-              <w:t xml:space="preserve"> subgraph</w:t>
+            <w:r>
+              <w:rPr>
+                <w:sz w:val="16"/>
+                <w:szCs w:val="16"/>
+              </w:rPr>
+              <w:t>Top-500 subgraph</w:t>
             </w:r>
           </w:p>
         </w:tc>
@@ -8864,21 +8794,13 @@
         <w:jc w:val="both"/>
       </w:pPr>
       <w:r>
-        <w:t xml:space="preserve">This analysis confirmed that the Facebook network exhibits canonical and small-world </w:t>
-      </w:r>
-      <w:proofErr w:type="gramStart"/>
-      <w:r>
-        <w:t>properties</w:t>
+        <w:t>This analysis confirmed that the Facebook network exhibits canonical and small-world properties</w:t>
       </w:r>
       <w:r>
         <w:t>.</w:t>
       </w:r>
       <w:r>
-        <w:t>.</w:t>
-      </w:r>
-      <w:proofErr w:type="gramEnd"/>
-      <w:r>
-        <w:t xml:space="preserve"> Edge betweenness centrality successfully identified a small set of bridge edges whose removal would most fragment inter-community connectivity. The Louvain algorithm produced 15 well-defined communities on the full graph, whilst Girvan-Newman applied to a 500-node subgraph produced the same number of communities but with substantially different size distributions. These findings have practical applications in information diffusion modelling, targeted intervention design, and community-based recommendation systems.</w:t>
+        <w:t>. Edge betweenness centrality successfully identified a small set of bridge edges whose removal would most fragment inter-community connectivity. The Louvain algorithm produced 15 well-defined communities on the full graph, whilst Girvan-Newman applied to a 500-node subgraph produced the same number of communities but with substantially different size distributions. These findings have practical applications in information diffusion modelling, targeted intervention design, and community-based recommendation systems.</w:t>
       </w:r>
     </w:p>
     <w:p>
@@ -9065,7 +8987,7 @@
       </w:r>
     </w:p>
     <w:sectPr>
-      <w:footerReference w:type="default" r:id="rId28"/>
+      <w:footerReference w:type="default" r:id="rId29"/>
       <w:pgSz w:w="11906" w:h="16838"/>
       <w:pgMar w:top="1440" w:right="1440" w:bottom="1440" w:left="1440" w:header="708" w:footer="708" w:gutter="0"/>
       <w:cols w:space="720"/>
@@ -9973,6 +9895,18 @@
       <w:ind w:left="400"/>
     </w:pPr>
   </w:style>
+  <w:style w:type="character" w:styleId="UnresolvedMention">
+    <w:name w:val="Unresolved Mention"/>
+    <w:basedOn w:val="DefaultParagraphFont"/>
+    <w:uiPriority w:val="99"/>
+    <w:semiHidden/>
+    <w:unhideWhenUsed/>
+    <w:rsid w:val="0061123E"/>
+    <w:rPr>
+      <w:color w:val="605E5C"/>
+      <w:shd w:val="clear" w:color="auto" w:fill="E1DFDD"/>
+    </w:rPr>
+  </w:style>
 </w:styles>
 </file>
 

--- a/Project_Report_Saad_Abdullah.docx
+++ b/Project_Report_Saad_Abdullah.docx
@@ -11,7 +11,7 @@
         <w:rPr>
           <w:b/>
           <w:bCs/>
-          <w:color w:val="2E6B6B"/>
+          <w:color w:val="074F6A" w:themeColor="accent4" w:themeShade="80"/>
           <w:sz w:val="40"/>
           <w:szCs w:val="40"/>
         </w:rPr>
@@ -125,19 +125,11 @@
           <w:color w:val="444444"/>
         </w:rPr>
       </w:pPr>
-      <w:proofErr w:type="spellStart"/>
       <w:r>
         <w:rPr>
           <w:color w:val="444444"/>
         </w:rPr>
-        <w:t>Github</w:t>
-      </w:r>
-      <w:proofErr w:type="spellEnd"/>
-      <w:r>
-        <w:rPr>
-          <w:color w:val="444444"/>
-        </w:rPr>
-        <w:t xml:space="preserve"> link to file uploads: </w:t>
+        <w:t xml:space="preserve">Github link to file uploads: </w:t>
       </w:r>
       <w:hyperlink r:id="rId8" w:history="1">
         <w:r>
@@ -179,7 +171,14 @@
           <w:b/>
           <w:bCs/>
         </w:rPr>
-        <w:t>374</w:t>
+        <w:t>3</w:t>
+      </w:r>
+      <w:r>
+        <w:rPr>
+          <w:b/>
+          <w:bCs/>
+        </w:rPr>
+        <w:t>83</w:t>
       </w:r>
     </w:p>
     <w:p>
@@ -2031,21 +2030,8 @@
         <w:t>accident data</w:t>
       </w:r>
       <w:r>
-        <w:t xml:space="preserve"> database, sourced from the UK Department for Transport (DfT). The database contains four tables — accident, casualty, vehicle, and </w:t>
-      </w:r>
-      <w:proofErr w:type="spellStart"/>
-      <w:r>
-        <w:t>lsoa</w:t>
-      </w:r>
-      <w:proofErr w:type="spellEnd"/>
-      <w:r>
-        <w:t xml:space="preserve"> — covering records from 2017 to 2019. In total, 370,153 accident records, 484,748 casualty records, and 681,716 vehicle records were loaded for analysis across all three years. The primary analysis focuses on the 122,635 accidents, 160,597 casualty records, and 226,409 vehicle records recorded in 2018. The objective is to identify temporal and spatial accident patterns, mine association rules, apply geographic clustering, and forecast future accident counts in order to produce evidence-based road safety policy recommendations for the </w:t>
-      </w:r>
-      <w:proofErr w:type="spellStart"/>
-      <w:r>
-        <w:t>DfT.</w:t>
-      </w:r>
-      <w:proofErr w:type="spellEnd"/>
+        <w:t xml:space="preserve"> database, sourced from the UK Department for Transport (DfT). The database contains four tables — accident, casualty, vehicle, and lsoa — covering records from 2017 to 2019. In total, 370,153 accident records, 484,748 casualty records, and 681,716 vehicle records were loaded for analysis across all three years. The primary analysis focuses on the 122,635 accidents, 160,597 casualty records, and 226,409 vehicle records recorded in 2018. The objective is to identify temporal and spatial accident patterns, mine association rules, apply geographic clustering, and forecast future accident counts in order to produce evidence-based road safety policy recommendations for the DfT.</w:t>
+      </w:r>
     </w:p>
     <w:p>
       <w:pPr>
@@ -2135,15 +2121,7 @@
         <w:t>showed</w:t>
       </w:r>
       <w:r>
-        <w:t xml:space="preserve"> no orphaned casualty records without a corresponding vehicle entry via the </w:t>
-      </w:r>
-      <w:proofErr w:type="spellStart"/>
-      <w:r>
-        <w:t>accidentvehicle_id</w:t>
-      </w:r>
-      <w:proofErr w:type="spellEnd"/>
-      <w:r>
-        <w:t xml:space="preserve"> join key. A check for unassigned police force records</w:t>
+        <w:t xml:space="preserve"> no orphaned casualty records without a corresponding vehicle entry via the accidentvehicle_id join key. A check for unassigned police force records</w:t>
       </w:r>
       <w:r>
         <w:t xml:space="preserve"> </w:t>
@@ -2223,7 +2201,7 @@
           <w:noProof/>
         </w:rPr>
         <w:drawing>
-          <wp:inline distT="0" distB="0" distL="0" distR="0" wp14:anchorId="611CD6E1" wp14:editId="09355575">
+          <wp:inline distT="0" distB="0" distL="0" distR="0" wp14:anchorId="611CD6E1" wp14:editId="1FAF6CA2">
             <wp:extent cx="5731510" cy="2000885"/>
             <wp:effectExtent l="0" t="0" r="2540" b="0"/>
             <wp:docPr id="104825387" name="Picture 2"/>
@@ -2311,7 +2289,7 @@
         </w:rPr>
         <w:lastRenderedPageBreak/>
         <w:drawing>
-          <wp:inline distT="0" distB="0" distL="0" distR="0" wp14:anchorId="4A4D60A7" wp14:editId="7238D44C">
+          <wp:inline distT="0" distB="0" distL="0" distR="0" wp14:anchorId="4A4D60A7" wp14:editId="4F44DBC1">
             <wp:extent cx="5731510" cy="1906270"/>
             <wp:effectExtent l="0" t="0" r="2540" b="0"/>
             <wp:docPr id="1061502605" name="Picture 5"/>
@@ -3793,19 +3771,9 @@
           <w:bCs/>
           <w:color w:val="074F6A" w:themeColor="accent4" w:themeShade="80"/>
         </w:rPr>
-        <w:t xml:space="preserve">2.5 Association Rule Mining – </w:t>
-      </w:r>
-      <w:proofErr w:type="spellStart"/>
-      <w:r>
-        <w:rPr>
-          <w:b/>
-          <w:bCs/>
-          <w:color w:val="074F6A" w:themeColor="accent4" w:themeShade="80"/>
-        </w:rPr>
-        <w:t>Apriori</w:t>
+        <w:t>2.5 Association Rule Mining – Apriori</w:t>
       </w:r>
       <w:bookmarkEnd w:id="7"/>
-      <w:proofErr w:type="spellEnd"/>
     </w:p>
     <w:p>
       <w:pPr>
@@ -3813,23 +3781,7 @@
         <w:jc w:val="both"/>
       </w:pPr>
       <w:r>
-        <w:t xml:space="preserve">The </w:t>
-      </w:r>
-      <w:proofErr w:type="spellStart"/>
-      <w:r>
-        <w:t>Apriori</w:t>
-      </w:r>
-      <w:proofErr w:type="spellEnd"/>
-      <w:r>
-        <w:t xml:space="preserve"> algorithm was applied to 118,608 records after filtering out Unknown-labelled entries. A minimum support threshold of 0.05 was selected to ensure rules are statistically representative across the dataset whilst excluding low-frequency combinations. Seven features were included in each transaction: severity, lighting, weather, road surface, speed limit, urban/rural area, and time period. A total of 489 frequent </w:t>
-      </w:r>
-      <w:proofErr w:type="spellStart"/>
-      <w:r>
-        <w:t>itemsets</w:t>
-      </w:r>
-      <w:proofErr w:type="spellEnd"/>
-      <w:r>
-        <w:t xml:space="preserve"> and 1,733 severity-consequent rules were generated. The top-ranked rule by lift (4.48) linked </w:t>
+        <w:t xml:space="preserve">The Apriori algorithm was applied to 118,608 records after filtering out Unknown-labelled entries. A minimum support threshold of 0.05 was selected to ensure rules are statistically representative across the dataset whilst excluding low-frequency combinations. Seven features were included in each transaction: severity, lighting, weather, road surface, speed limit, urban/rural area, and time period. A total of 489 frequent itemsets and 1,733 severity-consequent rules were generated. The top-ranked rule by lift (4.48) linked </w:t>
       </w:r>
       <w:r>
         <w:rPr>
@@ -3977,23 +3929,7 @@
         <w:jc w:val="both"/>
       </w:pPr>
       <w:r>
-        <w:t xml:space="preserve">West Yorkshire contributed 4,132 accidents with valid geographic coordinates in 2018. Latitude ranged from 53.54°N to 53.94°N and longitude from -2.14° to -1.23°. Coordinates were standardised using </w:t>
-      </w:r>
-      <w:proofErr w:type="spellStart"/>
-      <w:r>
-        <w:t>StandardScaler</w:t>
-      </w:r>
-      <w:proofErr w:type="spellEnd"/>
-      <w:r>
-        <w:t xml:space="preserve"> prior to clustering. The optimal number of </w:t>
-      </w:r>
-      <w:proofErr w:type="spellStart"/>
-      <w:r>
-        <w:t>KMeans</w:t>
-      </w:r>
-      <w:proofErr w:type="spellEnd"/>
-      <w:r>
-        <w:t xml:space="preserve"> clusters was determined as k=8 using silhouette score maximisation. For DBSCAN, the eps parameter of 0.08 was selected from the elbow point of the k-distance plot, with min</w:t>
+        <w:t>West Yorkshire contributed 4,132 accidents with valid geographic coordinates in 2018. Latitude ranged from 53.54°N to 53.94°N and longitude from -2.14° to -1.23°. Coordinates were standardised using StandardScaler prior to clustering. The optimal number of KMeans clusters was determined as k=8 using silhouette score maximisation. For DBSCAN, the eps parameter of 0.08 was selected from the elbow point of the k-distance plot, with min</w:t>
       </w:r>
       <w:r>
         <w:t xml:space="preserve">imum </w:t>
@@ -4013,13 +3949,8 @@
         <w:spacing w:before="80" w:after="80" w:line="288" w:lineRule="auto"/>
         <w:jc w:val="both"/>
       </w:pPr>
-      <w:proofErr w:type="spellStart"/>
-      <w:r>
-        <w:t>KMeans</w:t>
-      </w:r>
-      <w:proofErr w:type="spellEnd"/>
-      <w:r>
-        <w:t xml:space="preserve"> cluster 3 was the largest, corresponding to the Leeds city centre and inner ring road corridor. Cluster 7 exhibited the highest fatal accident rate (2.8%) and serious rate (22.8%), with only 325 accidents</w:t>
+      <w:r>
+        <w:t>KMeans cluster 3 was the largest, corresponding to the Leeds city centre and inner ring road corridor. Cluster 7 exhibited the highest fatal accident rate (2.8%) and serious rate (22.8%), with only 325 accidents</w:t>
       </w:r>
       <w:r>
         <w:t xml:space="preserve"> showing</w:t>
@@ -4239,29 +4170,7 @@
           <w:sz w:val="18"/>
           <w:szCs w:val="18"/>
         </w:rPr>
-        <w:t xml:space="preserve">: Fatal, Serious, and Slight accident proportions per </w:t>
-      </w:r>
-      <w:proofErr w:type="spellStart"/>
-      <w:r>
-        <w:rPr>
-          <w:i/>
-          <w:iCs/>
-          <w:color w:val="555555"/>
-          <w:sz w:val="18"/>
-          <w:szCs w:val="18"/>
-        </w:rPr>
-        <w:t>KMeans</w:t>
-      </w:r>
-      <w:proofErr w:type="spellEnd"/>
-      <w:r>
-        <w:rPr>
-          <w:i/>
-          <w:iCs/>
-          <w:color w:val="555555"/>
-          <w:sz w:val="18"/>
-          <w:szCs w:val="18"/>
-        </w:rPr>
-        <w:t xml:space="preserve"> cluster</w:t>
+        <w:t>: Fatal, Serious, and Slight accident proportions per KMeans cluster</w:t>
       </w:r>
     </w:p>
     <w:p>
@@ -4274,7 +4183,7 @@
           <w:noProof/>
         </w:rPr>
         <w:drawing>
-          <wp:inline distT="0" distB="0" distL="0" distR="0" wp14:anchorId="00043AC6" wp14:editId="19BC91FA">
+          <wp:inline distT="0" distB="0" distL="0" distR="0" wp14:anchorId="00043AC6" wp14:editId="408BD3B0">
             <wp:extent cx="5731510" cy="1855470"/>
             <wp:effectExtent l="0" t="0" r="2540" b="0"/>
             <wp:docPr id="428572770" name="Picture 24"/>
@@ -4422,9 +4331,8 @@
           <w:sz w:val="18"/>
           <w:szCs w:val="18"/>
         </w:rPr>
-        <w:t xml:space="preserve">: Fatal, Serious, and Slight accident proportions per </w:t>
-      </w:r>
-      <w:proofErr w:type="spellStart"/>
+        <w:t xml:space="preserve">: </w:t>
+      </w:r>
       <w:r>
         <w:rPr>
           <w:i/>
@@ -4433,9 +4341,8 @@
           <w:sz w:val="18"/>
           <w:szCs w:val="18"/>
         </w:rPr>
-        <w:t>KMeans</w:t>
-      </w:r>
-      <w:proofErr w:type="spellEnd"/>
+        <w:t xml:space="preserve">Inertia and Silhouette scores for optimal KMeans cluster selection and </w:t>
+      </w:r>
       <w:r>
         <w:rPr>
           <w:i/>
@@ -4444,7 +4351,7 @@
           <w:sz w:val="18"/>
           <w:szCs w:val="18"/>
         </w:rPr>
-        <w:t xml:space="preserve"> cluster</w:t>
+        <w:t>K-Distance plot for optimal eps value for DBSCAN</w:t>
       </w:r>
     </w:p>
     <w:p>
@@ -4493,7 +4400,7 @@
         </w:rPr>
         <w:lastRenderedPageBreak/>
         <w:drawing>
-          <wp:anchor distT="0" distB="0" distL="114300" distR="114300" simplePos="0" relativeHeight="251662336" behindDoc="0" locked="0" layoutInCell="1" allowOverlap="1" wp14:anchorId="6E698FE2" wp14:editId="465082F4">
+          <wp:anchor distT="0" distB="0" distL="114300" distR="114300" simplePos="0" relativeHeight="251662336" behindDoc="0" locked="0" layoutInCell="1" allowOverlap="1" wp14:anchorId="6E698FE2" wp14:editId="37CFF8E2">
             <wp:simplePos x="0" y="0"/>
             <wp:positionH relativeFrom="column">
               <wp:posOffset>482899</wp:posOffset>
@@ -4726,7 +4633,7 @@
         </w:rPr>
         <w:lastRenderedPageBreak/>
         <w:drawing>
-          <wp:inline distT="0" distB="0" distL="0" distR="0" wp14:anchorId="6C323FAE" wp14:editId="65A000ED">
+          <wp:inline distT="0" distB="0" distL="0" distR="0" wp14:anchorId="6C323FAE" wp14:editId="2940D8F5">
             <wp:extent cx="5263677" cy="4500310"/>
             <wp:effectExtent l="0" t="0" r="0" b="0"/>
             <wp:docPr id="1883002586" name="Picture 15"/>
@@ -5782,7 +5689,7 @@
         </w:rPr>
         <w:lastRenderedPageBreak/>
         <w:drawing>
-          <wp:inline distT="0" distB="0" distL="0" distR="0" wp14:anchorId="5A47A2CA" wp14:editId="37B2E8F6">
+          <wp:inline distT="0" distB="0" distL="0" distR="0" wp14:anchorId="5A47A2CA" wp14:editId="25542CA1">
             <wp:extent cx="5731510" cy="1856105"/>
             <wp:effectExtent l="0" t="0" r="2540" b="0"/>
             <wp:docPr id="525391335" name="Picture 16"/>
@@ -5884,7 +5791,7 @@
           <w:noProof/>
         </w:rPr>
         <w:drawing>
-          <wp:inline distT="0" distB="0" distL="0" distR="0" wp14:anchorId="3D7E7CE4" wp14:editId="3ED976E4">
+          <wp:inline distT="0" distB="0" distL="0" distR="0" wp14:anchorId="3D7E7CE4" wp14:editId="4AE74523">
             <wp:extent cx="5731510" cy="2000885"/>
             <wp:effectExtent l="0" t="0" r="2540" b="0"/>
             <wp:docPr id="1634045236" name="Picture 17"/>
@@ -6043,15 +5950,7 @@
         <w:jc w:val="both"/>
       </w:pPr>
       <w:r>
-        <w:t xml:space="preserve">The </w:t>
-      </w:r>
-      <w:proofErr w:type="spellStart"/>
-      <w:r>
-        <w:t>Apriori</w:t>
-      </w:r>
-      <w:proofErr w:type="spellEnd"/>
-      <w:r>
-        <w:t xml:space="preserve"> results challenge the intuitive assumption that wet or adverse weather conditions are primary drivers of serious accidents. The highest-lift rules associate wet urban conditions with slight outcomes, suggesting that drivers consciously or unconsciously reduce speed and increase following distance in poor weather. Conversely, the strong association between rural 60mph roads on dry fine days and slight outcomes requires interpretation: the high volume of such conditions means they dominate rule coverage, potentially masking a smaller subset of high-severity incidents. Future analysis should stratify by rural road type to distinguish between A-road and minor road behaviour.</w:t>
+        <w:t>The Apriori results challenge the intuitive assumption that wet or adverse weather conditions are primary drivers of serious accidents. The highest-lift rules associate wet urban conditions with slight outcomes, suggesting that drivers consciously or unconsciously reduce speed and increase following distance in poor weather. Conversely, the strong association between rural 60mph roads on dry fine days and slight outcomes requires interpretation: the high volume of such conditions means they dominate rule coverage, potentially masking a smaller subset of high-severity incidents. Future analysis should stratify by rural road type to distinguish between A-road and minor road behaviour.</w:t>
       </w:r>
     </w:p>
     <w:p>
@@ -6066,23 +5965,7 @@
         <w:t xml:space="preserve"> </w:t>
       </w:r>
       <w:r>
-        <w:t xml:space="preserve">demonstrates the complementary value of </w:t>
-      </w:r>
-      <w:proofErr w:type="spellStart"/>
-      <w:r>
-        <w:t>KMeans</w:t>
-      </w:r>
-      <w:proofErr w:type="spellEnd"/>
-      <w:r>
-        <w:t xml:space="preserve"> and DBSCAN in spatial accident analysis. </w:t>
-      </w:r>
-      <w:proofErr w:type="spellStart"/>
-      <w:r>
-        <w:t>KMeans</w:t>
-      </w:r>
-      <w:proofErr w:type="spellEnd"/>
-      <w:r>
-        <w:t xml:space="preserve"> provides interpretable geographic segments aligned with known urban areas, whilst DBSCAN reveals fine-grained density hotspots and flags isolated rural incidents as noise. The high fatal rate in cluster 7</w:t>
+        <w:t>demonstrates the complementary value of KMeans and DBSCAN in spatial accident analysis. KMeans provides interpretable geographic segments aligned with known urban areas, whilst DBSCAN reveals fine-grained density hotspots and flags isolated rural incidents as noise. The high fatal rate in cluster 7</w:t>
       </w:r>
       <w:r>
         <w:t xml:space="preserve"> </w:t>
@@ -6176,15 +6059,7 @@
         <w:jc w:val="both"/>
       </w:pPr>
       <w:r>
-        <w:t xml:space="preserve">Commission infrastructure safety reviews for West Yorkshire </w:t>
-      </w:r>
-      <w:proofErr w:type="spellStart"/>
-      <w:r>
-        <w:t>KMeans</w:t>
-      </w:r>
-      <w:proofErr w:type="spellEnd"/>
-      <w:r>
-        <w:t xml:space="preserve"> cluster 7, which recorded the highest combined fatal and serious injury rate</w:t>
+        <w:t>Commission infrastructure safety reviews for West Yorkshire KMeans cluster 7, which recorded the highest combined fatal and serious injury rate</w:t>
       </w:r>
       <w:r>
         <w:t xml:space="preserve"> </w:t>
@@ -6351,15 +6226,7 @@
         <w:jc w:val="both"/>
       </w:pPr>
       <w:r>
-        <w:t xml:space="preserve">The graph was loaded as an undirected network using </w:t>
-      </w:r>
-      <w:proofErr w:type="spellStart"/>
-      <w:r>
-        <w:t>NetworkX</w:t>
-      </w:r>
-      <w:proofErr w:type="spellEnd"/>
-      <w:r>
-        <w:t>, yielding 4,039 nodes and 88,234 edges. The network is fully connected (one component), confirmed by the LCC containing all 4,039 nodes. Network density was 0.010820, indicating a sparse graph</w:t>
+        <w:t>The graph was loaded as an undirected network using NetworkX, yielding 4,039 nodes and 88,234 edges. The network is fully connected (one component), confirmed by the LCC containing all 4,039 nodes. Network density was 0.010820, indicating a sparse graph</w:t>
       </w:r>
       <w:r>
         <w:t>,</w:t>
@@ -6389,15 +6256,7 @@
         <w:t>;</w:t>
       </w:r>
       <w:r>
-        <w:t xml:space="preserve"> a defining characteristic of social networks (Watts and </w:t>
-      </w:r>
-      <w:proofErr w:type="spellStart"/>
-      <w:r>
-        <w:t>Strogatz</w:t>
-      </w:r>
-      <w:proofErr w:type="spellEnd"/>
-      <w:r>
-        <w:t>, 1998). The network diameter of 8 confirms the small-world property</w:t>
+        <w:t xml:space="preserve"> a defining characteristic of social networks (Watts and Strogatz, 1998). The network diameter of 8 confirms the small-world property</w:t>
       </w:r>
       <w:r>
         <w:t xml:space="preserve"> that</w:t>
@@ -6494,15 +6353,7 @@
         <w:t xml:space="preserve"> </w:t>
       </w:r>
       <w:r>
-        <w:t xml:space="preserve">exhibited a tail, consistent with scale-free network characteristics described by </w:t>
-      </w:r>
-      <w:proofErr w:type="spellStart"/>
-      <w:r>
-        <w:t>Barabási</w:t>
-      </w:r>
-      <w:proofErr w:type="spellEnd"/>
-      <w:r>
-        <w:t xml:space="preserve"> and Albert (1999). A small number of high-degree nodes likely the ego users themselves dominate connectivity, whilst the majority of nodes maintain moderate degrees.</w:t>
+        <w:t>exhibited a tail, consistent with scale-free network characteristics described by Barabási and Albert (1999). A small number of high-degree nodes likely the ego users themselves dominate connectivity, whilst the majority of nodes maintain moderate degrees.</w:t>
       </w:r>
     </w:p>
     <w:p>
@@ -7371,7 +7222,7 @@
         </w:rPr>
         <w:lastRenderedPageBreak/>
         <w:drawing>
-          <wp:inline distT="0" distB="0" distL="0" distR="0" wp14:anchorId="00F0C55E" wp14:editId="28722A9C">
+          <wp:inline distT="0" distB="0" distL="0" distR="0" wp14:anchorId="00F0C55E" wp14:editId="670877C2">
             <wp:extent cx="5731510" cy="1716405"/>
             <wp:effectExtent l="0" t="0" r="7620" b="8890"/>
             <wp:docPr id="219624691" name="Picture 20"/>
@@ -7535,7 +7386,7 @@
           <w:noProof/>
         </w:rPr>
         <w:drawing>
-          <wp:inline distT="0" distB="0" distL="0" distR="0" wp14:anchorId="1808D234" wp14:editId="50675D46">
+          <wp:inline distT="0" distB="0" distL="0" distR="0" wp14:anchorId="1808D234" wp14:editId="6C933942">
             <wp:extent cx="5731510" cy="2159000"/>
             <wp:effectExtent l="0" t="0" r="5080" b="0"/>
             <wp:docPr id="1272267333" name="Picture 21"/>
@@ -8833,21 +8684,67 @@
         <w:spacing w:before="60" w:after="60" w:line="276" w:lineRule="auto"/>
         <w:ind w:left="720" w:hanging="720"/>
       </w:pPr>
-      <w:proofErr w:type="spellStart"/>
       <w:r>
         <w:rPr>
           <w:sz w:val="19"/>
           <w:szCs w:val="19"/>
         </w:rPr>
-        <w:t>Barabási</w:t>
-      </w:r>
-      <w:proofErr w:type="spellEnd"/>
+        <w:t>Barabási, A.L. and Albert, R. (1999) ‘Emergence of scaling in random networks’, Science, 286(5439), pp. 509–512.</w:t>
+      </w:r>
+    </w:p>
+    <w:p>
+      <w:pPr>
+        <w:spacing w:before="60" w:after="60" w:line="276" w:lineRule="auto"/>
+        <w:ind w:left="720" w:hanging="720"/>
+      </w:pPr>
       <w:r>
         <w:rPr>
           <w:sz w:val="19"/>
           <w:szCs w:val="19"/>
         </w:rPr>
-        <w:t>, A.L. and Albert, R. (1999) ‘Emergence of scaling in random networks’, Science, 286(5439), pp. 509–512.</w:t>
+        <w:t>Department for Transport (2023) Road Safety Data. Available at:</w:t>
+      </w:r>
+      <w:r>
+        <w:rPr>
+          <w:sz w:val="19"/>
+          <w:szCs w:val="19"/>
+        </w:rPr>
+        <w:t xml:space="preserve"> </w:t>
+      </w:r>
+      <w:r>
+        <w:rPr>
+          <w:sz w:val="19"/>
+          <w:szCs w:val="19"/>
+        </w:rPr>
+        <w:t xml:space="preserve">https://www.data.gov.uk/dataset/cb7ae6f0-4be6-4935-9277-47e5ce24a11f/road-safety-data (Accessed: </w:t>
+      </w:r>
+      <w:r>
+        <w:rPr>
+          <w:sz w:val="19"/>
+          <w:szCs w:val="19"/>
+        </w:rPr>
+        <w:t>25</w:t>
+      </w:r>
+      <w:r>
+        <w:rPr>
+          <w:sz w:val="19"/>
+          <w:szCs w:val="19"/>
+        </w:rPr>
+        <w:t xml:space="preserve"> </w:t>
+      </w:r>
+      <w:r>
+        <w:rPr>
+          <w:sz w:val="19"/>
+          <w:szCs w:val="19"/>
+        </w:rPr>
+        <w:t>April</w:t>
+      </w:r>
+      <w:r>
+        <w:rPr>
+          <w:sz w:val="19"/>
+          <w:szCs w:val="19"/>
+        </w:rPr>
+        <w:t xml:space="preserve"> 2026).</w:t>
       </w:r>
     </w:p>
     <w:p>
@@ -8860,130 +8757,59 @@
           <w:sz w:val="19"/>
           <w:szCs w:val="19"/>
         </w:rPr>
-        <w:t>Department for Transport (2023) Road Safety Data. Available at:</w:t>
-      </w:r>
+        <w:t>Fortunato, S. (2010) ‘Community detection in graphs’, Physics Reports, 486(3–5), pp. 75–174.</w:t>
+      </w:r>
+    </w:p>
+    <w:p>
+      <w:pPr>
+        <w:spacing w:before="60" w:after="60" w:line="276" w:lineRule="auto"/>
+        <w:ind w:left="720" w:hanging="720"/>
+      </w:pPr>
       <w:r>
         <w:rPr>
           <w:sz w:val="19"/>
           <w:szCs w:val="19"/>
         </w:rPr>
-        <w:t xml:space="preserve"> </w:t>
-      </w:r>
+        <w:t>Fortunato, S. and Barthélemy, M. (2007) ‘Resolution limit in community detection’, Proceedings of the National Academy of Sciences, 104(1), pp. 36–41.</w:t>
+      </w:r>
+    </w:p>
+    <w:p>
+      <w:pPr>
+        <w:spacing w:before="60" w:after="60" w:line="276" w:lineRule="auto"/>
+        <w:ind w:left="720" w:hanging="720"/>
+      </w:pPr>
       <w:r>
         <w:rPr>
           <w:sz w:val="19"/>
           <w:szCs w:val="19"/>
         </w:rPr>
-        <w:t xml:space="preserve">https://www.data.gov.uk/dataset/cb7ae6f0-4be6-4935-9277-47e5ce24a11f/road-safety-data (Accessed: </w:t>
-      </w:r>
+        <w:t>Girvan, M. and Newman, M.E.J. (2002) ‘Community structure in social and biological networks’, Proceedings of the National Academy of Sciences, 99(12), pp. 7821–7826.</w:t>
+      </w:r>
+    </w:p>
+    <w:p>
+      <w:pPr>
+        <w:spacing w:before="60" w:after="60" w:line="276" w:lineRule="auto"/>
+        <w:ind w:left="720" w:hanging="720"/>
+      </w:pPr>
       <w:r>
         <w:rPr>
           <w:sz w:val="19"/>
           <w:szCs w:val="19"/>
         </w:rPr>
-        <w:t>25</w:t>
-      </w:r>
+        <w:t>Newman, M.E.J. (2006) ‘Modularity and community structure in networks’, Proceedings of the National Academy of Sciences, 103(23), pp. 8577–8582.</w:t>
+      </w:r>
+    </w:p>
+    <w:p>
+      <w:pPr>
+        <w:spacing w:before="60" w:after="60" w:line="276" w:lineRule="auto"/>
+        <w:ind w:left="720" w:hanging="720"/>
+      </w:pPr>
       <w:r>
         <w:rPr>
           <w:sz w:val="19"/>
           <w:szCs w:val="19"/>
         </w:rPr>
-        <w:t xml:space="preserve"> </w:t>
-      </w:r>
-      <w:r>
-        <w:rPr>
-          <w:sz w:val="19"/>
-          <w:szCs w:val="19"/>
-        </w:rPr>
-        <w:t>April</w:t>
-      </w:r>
-      <w:r>
-        <w:rPr>
-          <w:sz w:val="19"/>
-          <w:szCs w:val="19"/>
-        </w:rPr>
-        <w:t xml:space="preserve"> 2026).</w:t>
-      </w:r>
-    </w:p>
-    <w:p>
-      <w:pPr>
-        <w:spacing w:before="60" w:after="60" w:line="276" w:lineRule="auto"/>
-        <w:ind w:left="720" w:hanging="720"/>
-      </w:pPr>
-      <w:r>
-        <w:rPr>
-          <w:sz w:val="19"/>
-          <w:szCs w:val="19"/>
-        </w:rPr>
-        <w:t>Fortunato, S. (2010) ‘Community detection in graphs’, Physics Reports, 486(3–5), pp. 75–174.</w:t>
-      </w:r>
-    </w:p>
-    <w:p>
-      <w:pPr>
-        <w:spacing w:before="60" w:after="60" w:line="276" w:lineRule="auto"/>
-        <w:ind w:left="720" w:hanging="720"/>
-      </w:pPr>
-      <w:r>
-        <w:rPr>
-          <w:sz w:val="19"/>
-          <w:szCs w:val="19"/>
-        </w:rPr>
-        <w:t>Fortunato, S. and Barthélemy, M. (2007) ‘Resolution limit in community detection’, Proceedings of the National Academy of Sciences, 104(1), pp. 36–41.</w:t>
-      </w:r>
-    </w:p>
-    <w:p>
-      <w:pPr>
-        <w:spacing w:before="60" w:after="60" w:line="276" w:lineRule="auto"/>
-        <w:ind w:left="720" w:hanging="720"/>
-      </w:pPr>
-      <w:r>
-        <w:rPr>
-          <w:sz w:val="19"/>
-          <w:szCs w:val="19"/>
-        </w:rPr>
-        <w:t>Girvan, M. and Newman, M.E.J. (2002) ‘Community structure in social and biological networks’, Proceedings of the National Academy of Sciences, 99(12), pp. 7821–7826.</w:t>
-      </w:r>
-    </w:p>
-    <w:p>
-      <w:pPr>
-        <w:spacing w:before="60" w:after="60" w:line="276" w:lineRule="auto"/>
-        <w:ind w:left="720" w:hanging="720"/>
-      </w:pPr>
-      <w:r>
-        <w:rPr>
-          <w:sz w:val="19"/>
-          <w:szCs w:val="19"/>
-        </w:rPr>
-        <w:t>Newman, M.E.J. (2006) ‘Modularity and community structure in networks’, Proceedings of the National Academy of Sciences, 103(23), pp. 8577–8582.</w:t>
-      </w:r>
-    </w:p>
-    <w:p>
-      <w:pPr>
-        <w:spacing w:before="60" w:after="60" w:line="276" w:lineRule="auto"/>
-        <w:ind w:left="720" w:hanging="720"/>
-      </w:pPr>
-      <w:r>
-        <w:rPr>
-          <w:sz w:val="19"/>
-          <w:szCs w:val="19"/>
-        </w:rPr>
-        <w:t xml:space="preserve">Watts, D.J. and </w:t>
-      </w:r>
-      <w:proofErr w:type="spellStart"/>
-      <w:r>
-        <w:rPr>
-          <w:sz w:val="19"/>
-          <w:szCs w:val="19"/>
-        </w:rPr>
-        <w:t>Strogatz</w:t>
-      </w:r>
-      <w:proofErr w:type="spellEnd"/>
-      <w:r>
-        <w:rPr>
-          <w:sz w:val="19"/>
-          <w:szCs w:val="19"/>
-        </w:rPr>
-        <w:t>, S.H. (1998) ‘Collective dynamics of small-world networks’, Nature, 393(6684), pp. 440–442.</w:t>
+        <w:t>Watts, D.J. and Strogatz, S.H. (1998) ‘Collective dynamics of small-world networks’, Nature, 393(6684), pp. 440–442.</w:t>
       </w:r>
     </w:p>
     <w:sectPr>
